--- a/2_planeacion/2_evaluacion/1_parciales/4_parcial/ejemplo_parcial_4.docx
+++ b/2_planeacion/2_evaluacion/1_parciales/4_parcial/ejemplo_parcial_4.docx
@@ -15,21 +15,74 @@
     </w:p>
     <w:p>
       <w:r>
+        <w:t xml:space="preserve">Sección 3.1 sobre sistemas de coordenadas rectangulares  </w:t>
+      </w:r>
+    </w:p>
+    <w:p>
+      <w:r>
+        <w:t xml:space="preserve">Sección 3.2 sobre gráficos de ecuaciones. </w:t>
+      </w:r>
+    </w:p>
+    <w:p>
+      <w:r>
+        <w:t xml:space="preserve">Sección 3.3 sobre rectas. </w:t>
+      </w:r>
+    </w:p>
+    <w:p>
+      <w:r>
+        <w:t xml:space="preserve">Sección 3.4 sobre la definición de función. </w:t>
+      </w:r>
+    </w:p>
+    <w:p>
+      <w:r>
+        <w:t xml:space="preserve">Sección 3.5 sobre gráficas de funciones. </w:t>
+      </w:r>
+    </w:p>
+    <w:p>
+      <w:r>
+        <w:t xml:space="preserve">Sección 3.6 sobre funciones cuadráticas. </w:t>
+      </w:r>
+    </w:p>
+    <w:p>
+      <w:r>
+        <w:t xml:space="preserve">Sección 3.7 sobre operaciones con funciones. </w:t>
+      </w:r>
+    </w:p>
+    <w:p>
+      <w:r>
+        <w:t xml:space="preserve">Sección 4.1 sobre funciones polinomiales. </w:t>
+      </w:r>
+    </w:p>
+    <w:p>
+      <w:r>
+        <w:t xml:space="preserve">Sección 4.5 sobre funciones racionales. </w:t>
+      </w:r>
+    </w:p>
+    <w:p>
+      <w:r>
+        <w:t xml:space="preserve">Sección 5.2 sobre funciones exponenciales. </w:t>
+      </w:r>
+    </w:p>
+    <w:p>
+      <w:r>
+        <w:t xml:space="preserve">Sección 5.4 sobre funciones logarítmicas. </w:t>
+      </w:r>
+    </w:p>
+    <w:p>
+      <w:r>
         <w:t xml:space="preserve">Secciones 6. 1 </w:t>
       </w:r>
-      <w:proofErr w:type="spellStart"/>
-      <w:r>
-        <w:t>Angulos</w:t>
-      </w:r>
-      <w:proofErr w:type="spellEnd"/>
+      <w:r>
+        <w:t>Ángulos</w:t>
+      </w:r>
       <w:r>
         <w:t xml:space="preserve"> y </w:t>
       </w:r>
-      <w:proofErr w:type="spellStart"/>
-      <w:r>
-        <w:t>Secciín</w:t>
-      </w:r>
-      <w:proofErr w:type="spellEnd"/>
+    </w:p>
+    <w:p>
+      <w:r>
+        <w:t>Sección</w:t>
+      </w:r>
       <w:r>
         <w:t xml:space="preserve"> 6.2 funciones trigonométricas </w:t>
       </w:r>
@@ -42,19 +95,6 @@
     <w:p>
       <w:r>
         <w:t xml:space="preserve">Funciones definidas a trozos o partes. </w:t>
-      </w:r>
-    </w:p>
-    <w:p>
-      <w:pPr>
-        <w:rPr>
-          <w:u w:val="single"/>
-        </w:rPr>
-      </w:pPr>
-      <w:r>
-        <w:rPr>
-          <w:u w:val="single"/>
-        </w:rPr>
-        <w:t xml:space="preserve">Sección 3.5 sobre gráficas de funciones. </w:t>
       </w:r>
     </w:p>
     <w:p/>
